--- a/Диплом.docx
+++ b/Диплом.docx
@@ -3164,10 +3164,13 @@
               <w:spacing w:line="240" w:lineRule="auto"/>
               <w:ind w:firstLine="0"/>
               <w:jc w:val="center"/>
+              <w:rPr>
+                <w:color w:val="000000" w:themeColor="text1"/>
+              </w:rPr>
             </w:pPr>
             <w:r>
               <w:rPr>
-                <w:color w:val="FF0000"/>
+                <w:color w:val="000000" w:themeColor="text1"/>
               </w:rPr>
               <w:t xml:space="preserve">Разработать программное решение, которое обеспечит адаптацию </w:t>
             </w:r>
@@ -3198,10 +3201,13 @@
               <w:adjustRightInd w:val="0"/>
               <w:spacing w:line="240" w:lineRule="auto"/>
               <w:ind w:firstLine="0"/>
+              <w:rPr>
+                <w:color w:val="000000" w:themeColor="text1"/>
+              </w:rPr>
             </w:pPr>
             <w:r>
               <w:rPr>
-                <w:color w:val="FF0000"/>
+                <w:color w:val="000000" w:themeColor="text1"/>
               </w:rPr>
               <w:t>совместной работы человека-оператора и кобота</w:t>
             </w:r>
@@ -3318,10 +3324,7 @@
               <w:jc w:val="center"/>
             </w:pPr>
             <w:r>
-              <w:rPr>
-                <w:color w:val="FF0000"/>
-              </w:rPr>
-              <w:t xml:space="preserve">сформировать описание объекта, разработать </w:t>
+              <w:t>Провести анализ патентных решений, разработать</w:t>
             </w:r>
           </w:p>
         </w:tc>
@@ -3352,10 +3355,7 @@
               <w:ind w:firstLine="0"/>
             </w:pPr>
             <w:r>
-              <w:rPr>
-                <w:color w:val="FF0000"/>
-              </w:rPr>
-              <w:t xml:space="preserve">математические модели робота-манипулятора и человека-оператора, отладка и </w:t>
+              <w:t>математические модели робота-манипулятора и человека-оператора, отладить и</w:t>
             </w:r>
           </w:p>
         </w:tc>
@@ -3386,10 +3386,7 @@
               <w:ind w:firstLine="0"/>
             </w:pPr>
             <w:r>
-              <w:rPr>
-                <w:color w:val="FF0000"/>
-              </w:rPr>
-              <w:t>верификация программного решения управления робототехнического комплекса (РТК).</w:t>
+              <w:t>верифицировать программного решения управления робототехнического комплекса (РТК).</w:t>
             </w:r>
           </w:p>
         </w:tc>
@@ -3467,18 +3464,12 @@
           <w:p>
             <w:pPr>
               <w:widowControl w:val="0"/>
-              <w:autoSpaceDE w:val="0"/>
-              <w:autoSpaceDN w:val="0"/>
-              <w:adjustRightInd w:val="0"/>
               <w:spacing w:line="240" w:lineRule="auto"/>
               <w:ind w:firstLine="0"/>
               <w:jc w:val="center"/>
             </w:pPr>
             <w:r>
-              <w:rPr>
-                <w:color w:val="FF0000"/>
-              </w:rPr>
-              <w:t>Вписать</w:t>
+              <w:t>Описание объекта управления,</w:t>
             </w:r>
           </w:p>
         </w:tc>
@@ -3507,8 +3498,43 @@
               <w:adjustRightInd w:val="0"/>
               <w:spacing w:line="240" w:lineRule="auto"/>
               <w:ind w:firstLine="0"/>
+              <w:jc w:val="left"/>
+            </w:pPr>
+            <w:r>
+              <w:t>математические модели робота-манипулятора и человека-оператора,</w:t>
+            </w:r>
+          </w:p>
+        </w:tc>
+      </w:tr>
+      <w:tr>
+        <w:trPr>
+          <w:trHeight w:val="397"/>
+        </w:trPr>
+        <w:tc>
+          <w:tcPr>
+            <w:tcW w:w="9648" w:type="dxa"/>
+            <w:gridSpan w:val="2"/>
+            <w:tcBorders>
+              <w:top w:val="single" w:sz="4" w:space="0" w:color="auto"/>
+              <w:left w:val="nil"/>
+              <w:bottom w:val="single" w:sz="4" w:space="0" w:color="auto"/>
+              <w:right w:val="nil"/>
+            </w:tcBorders>
+            <w:vAlign w:val="center"/>
+          </w:tcPr>
+          <w:p>
+            <w:pPr>
+              <w:widowControl w:val="0"/>
+              <w:spacing w:line="240" w:lineRule="auto"/>
+              <w:ind w:firstLine="0"/>
               <w:jc w:val="center"/>
             </w:pPr>
+            <w:r>
+              <w:t xml:space="preserve">программное решение для управления системой </w:t>
+            </w:r>
+            <w:r>
+              <w:t xml:space="preserve">«человек-оператор-робототехнический </w:t>
+            </w:r>
           </w:p>
         </w:tc>
       </w:tr>
@@ -3536,37 +3562,11 @@
               <w:adjustRightInd w:val="0"/>
               <w:spacing w:line="240" w:lineRule="auto"/>
               <w:ind w:firstLine="0"/>
-              <w:jc w:val="center"/>
+              <w:jc w:val="left"/>
             </w:pPr>
-          </w:p>
-        </w:tc>
-      </w:tr>
-      <w:tr>
-        <w:trPr>
-          <w:trHeight w:val="397"/>
-        </w:trPr>
-        <w:tc>
-          <w:tcPr>
-            <w:tcW w:w="9648" w:type="dxa"/>
-            <w:gridSpan w:val="2"/>
-            <w:tcBorders>
-              <w:top w:val="single" w:sz="4" w:space="0" w:color="auto"/>
-              <w:left w:val="nil"/>
-              <w:bottom w:val="single" w:sz="4" w:space="0" w:color="auto"/>
-              <w:right w:val="nil"/>
-            </w:tcBorders>
-            <w:vAlign w:val="center"/>
-          </w:tcPr>
-          <w:p>
-            <w:pPr>
-              <w:widowControl w:val="0"/>
-              <w:autoSpaceDE w:val="0"/>
-              <w:autoSpaceDN w:val="0"/>
-              <w:adjustRightInd w:val="0"/>
-              <w:spacing w:line="240" w:lineRule="auto"/>
-              <w:ind w:firstLine="0"/>
-              <w:jc w:val="center"/>
-            </w:pPr>
+            <w:r>
+              <w:t>комплекс»</w:t>
+            </w:r>
           </w:p>
         </w:tc>
       </w:tr>
@@ -3844,8 +3844,6 @@
             <w:r>
               <w:t>Доцент, к.т.н., доцент</w:t>
             </w:r>
-            <w:bookmarkStart w:id="0" w:name="_GoBack"/>
-            <w:bookmarkEnd w:id="0"/>
           </w:p>
         </w:tc>
         <w:tc>
@@ -4312,6 +4310,14 @@
               <w:ind w:left="-600" w:firstLine="0"/>
               <w:jc w:val="center"/>
             </w:pPr>
+            <w:r>
+              <w:t xml:space="preserve">М.А. </w:t>
+            </w:r>
+            <w:proofErr w:type="spellStart"/>
+            <w:r>
+              <w:t>Москальцов</w:t>
+            </w:r>
+            <w:proofErr w:type="spellEnd"/>
           </w:p>
         </w:tc>
       </w:tr>
@@ -4547,6 +4553,7 @@
         <w:p>
           <w:pPr>
             <w:pStyle w:val="af5"/>
+            <w:spacing w:before="0"/>
             <w:rPr>
               <w:lang w:val="ru-RU"/>
             </w:rPr>
@@ -4574,7 +4581,7 @@
           <w:r>
             <w:fldChar w:fldCharType="separate"/>
           </w:r>
-          <w:hyperlink w:anchor="_Toc231517691" w:history="1">
+          <w:hyperlink w:anchor="_Toc232377593" w:history="1">
             <w:r>
               <w:rPr>
                 <w:rStyle w:val="ae"/>
@@ -4601,7 +4608,7 @@
                 <w:noProof/>
                 <w:webHidden/>
               </w:rPr>
-              <w:instrText xml:space="preserve"> PAGEREF _Toc231517691 \h </w:instrText>
+              <w:instrText xml:space="preserve"> PAGEREF _Toc232377593 \h </w:instrText>
             </w:r>
             <w:r>
               <w:rPr>
@@ -4645,7 +4652,7 @@
               <w:szCs w:val="22"/>
             </w:rPr>
           </w:pPr>
-          <w:hyperlink w:anchor="_Toc231517692" w:history="1">
+          <w:hyperlink w:anchor="_Toc232377594" w:history="1">
             <w:r>
               <w:rPr>
                 <w:rStyle w:val="ae"/>
@@ -4672,7 +4679,7 @@
                 <w:noProof/>
                 <w:webHidden/>
               </w:rPr>
-              <w:instrText xml:space="preserve"> PAGEREF _Toc231517692 \h </w:instrText>
+              <w:instrText xml:space="preserve"> PAGEREF _Toc232377594 \h </w:instrText>
             </w:r>
             <w:r>
               <w:rPr>
@@ -4716,7 +4723,7 @@
               <w:szCs w:val="22"/>
             </w:rPr>
           </w:pPr>
-          <w:hyperlink w:anchor="_Toc231517693" w:history="1">
+          <w:hyperlink w:anchor="_Toc232377595" w:history="1">
             <w:r>
               <w:rPr>
                 <w:rStyle w:val="ae"/>
@@ -4743,7 +4750,7 @@
                 <w:noProof/>
                 <w:webHidden/>
               </w:rPr>
-              <w:instrText xml:space="preserve"> PAGEREF _Toc231517693 \h </w:instrText>
+              <w:instrText xml:space="preserve"> PAGEREF _Toc232377595 \h </w:instrText>
             </w:r>
             <w:r>
               <w:rPr>
@@ -4787,7 +4794,7 @@
               <w:szCs w:val="22"/>
             </w:rPr>
           </w:pPr>
-          <w:hyperlink w:anchor="_Toc231517694" w:history="1">
+          <w:hyperlink w:anchor="_Toc232377596" w:history="1">
             <w:r>
               <w:rPr>
                 <w:rStyle w:val="ae"/>
@@ -4814,7 +4821,7 @@
                 <w:noProof/>
                 <w:webHidden/>
               </w:rPr>
-              <w:instrText xml:space="preserve"> PAGEREF _Toc231517694 \h </w:instrText>
+              <w:instrText xml:space="preserve"> PAGEREF _Toc232377596 \h </w:instrText>
             </w:r>
             <w:r>
               <w:rPr>
@@ -4858,7 +4865,7 @@
               <w:szCs w:val="22"/>
             </w:rPr>
           </w:pPr>
-          <w:hyperlink w:anchor="_Toc231517695" w:history="1">
+          <w:hyperlink w:anchor="_Toc232377597" w:history="1">
             <w:r>
               <w:rPr>
                 <w:rStyle w:val="ae"/>
@@ -4885,7 +4892,7 @@
                 <w:noProof/>
                 <w:webHidden/>
               </w:rPr>
-              <w:instrText xml:space="preserve"> PAGEREF _Toc231517695 \h </w:instrText>
+              <w:instrText xml:space="preserve"> PAGEREF _Toc232377597 \h </w:instrText>
             </w:r>
             <w:r>
               <w:rPr>
@@ -4929,7 +4936,7 @@
               <w:szCs w:val="22"/>
             </w:rPr>
           </w:pPr>
-          <w:hyperlink w:anchor="_Toc231517696" w:history="1">
+          <w:hyperlink w:anchor="_Toc232377598" w:history="1">
             <w:r>
               <w:rPr>
                 <w:rStyle w:val="ae"/>
@@ -4956,7 +4963,7 @@
                 <w:noProof/>
                 <w:webHidden/>
               </w:rPr>
-              <w:instrText xml:space="preserve"> PAGEREF _Toc231517696 \h </w:instrText>
+              <w:instrText xml:space="preserve"> PAGEREF _Toc232377598 \h </w:instrText>
             </w:r>
             <w:r>
               <w:rPr>
@@ -5000,7 +5007,7 @@
               <w:szCs w:val="22"/>
             </w:rPr>
           </w:pPr>
-          <w:hyperlink w:anchor="_Toc231517697" w:history="1">
+          <w:hyperlink w:anchor="_Toc232377599" w:history="1">
             <w:r>
               <w:rPr>
                 <w:rStyle w:val="ae"/>
@@ -5027,7 +5034,7 @@
                 <w:noProof/>
                 <w:webHidden/>
               </w:rPr>
-              <w:instrText xml:space="preserve"> PAGEREF _Toc231517697 \h </w:instrText>
+              <w:instrText xml:space="preserve"> PAGEREF _Toc232377599 \h </w:instrText>
             </w:r>
             <w:r>
               <w:rPr>
@@ -5071,7 +5078,7 @@
               <w:szCs w:val="22"/>
             </w:rPr>
           </w:pPr>
-          <w:hyperlink w:anchor="_Toc231517698" w:history="1">
+          <w:hyperlink w:anchor="_Toc232377600" w:history="1">
             <w:r>
               <w:rPr>
                 <w:rStyle w:val="ae"/>
@@ -5098,7 +5105,7 @@
                 <w:noProof/>
                 <w:webHidden/>
               </w:rPr>
-              <w:instrText xml:space="preserve"> PAGEREF _Toc231517698 \h </w:instrText>
+              <w:instrText xml:space="preserve"> PAGEREF _Toc232377600 \h </w:instrText>
             </w:r>
             <w:r>
               <w:rPr>
@@ -5142,7 +5149,7 @@
               <w:szCs w:val="22"/>
             </w:rPr>
           </w:pPr>
-          <w:hyperlink w:anchor="_Toc231517699" w:history="1">
+          <w:hyperlink w:anchor="_Toc232377601" w:history="1">
             <w:r>
               <w:rPr>
                 <w:rStyle w:val="ae"/>
@@ -5169,7 +5176,7 @@
                 <w:noProof/>
                 <w:webHidden/>
               </w:rPr>
-              <w:instrText xml:space="preserve"> PAGEREF _Toc231517699 \h </w:instrText>
+              <w:instrText xml:space="preserve"> PAGEREF _Toc232377601 \h </w:instrText>
             </w:r>
             <w:r>
               <w:rPr>
@@ -5213,7 +5220,7 @@
               <w:szCs w:val="22"/>
             </w:rPr>
           </w:pPr>
-          <w:hyperlink w:anchor="_Toc231517700" w:history="1">
+          <w:hyperlink w:anchor="_Toc232377602" w:history="1">
             <w:r>
               <w:rPr>
                 <w:rStyle w:val="ae"/>
@@ -5240,7 +5247,7 @@
                 <w:noProof/>
                 <w:webHidden/>
               </w:rPr>
-              <w:instrText xml:space="preserve"> PAGEREF _Toc231517700 \h </w:instrText>
+              <w:instrText xml:space="preserve"> PAGEREF _Toc232377602 \h </w:instrText>
             </w:r>
             <w:r>
               <w:rPr>
@@ -5284,7 +5291,7 @@
               <w:szCs w:val="22"/>
             </w:rPr>
           </w:pPr>
-          <w:hyperlink w:anchor="_Toc231517701" w:history="1">
+          <w:hyperlink w:anchor="_Toc232377603" w:history="1">
             <w:r>
               <w:rPr>
                 <w:rStyle w:val="ae"/>
@@ -5311,7 +5318,7 @@
                 <w:noProof/>
                 <w:webHidden/>
               </w:rPr>
-              <w:instrText xml:space="preserve"> PAGEREF _Toc231517701 \h </w:instrText>
+              <w:instrText xml:space="preserve"> PAGEREF _Toc232377603 \h </w:instrText>
             </w:r>
             <w:r>
               <w:rPr>
@@ -5355,7 +5362,7 @@
               <w:szCs w:val="22"/>
             </w:rPr>
           </w:pPr>
-          <w:hyperlink w:anchor="_Toc231517702" w:history="1">
+          <w:hyperlink w:anchor="_Toc232377604" w:history="1">
             <w:r>
               <w:rPr>
                 <w:rStyle w:val="ae"/>
@@ -5382,7 +5389,7 @@
                 <w:noProof/>
                 <w:webHidden/>
               </w:rPr>
-              <w:instrText xml:space="preserve"> PAGEREF _Toc231517702 \h </w:instrText>
+              <w:instrText xml:space="preserve"> PAGEREF _Toc232377604 \h </w:instrText>
             </w:r>
             <w:r>
               <w:rPr>
@@ -5426,7 +5433,7 @@
               <w:szCs w:val="22"/>
             </w:rPr>
           </w:pPr>
-          <w:hyperlink w:anchor="_Toc231517703" w:history="1">
+          <w:hyperlink w:anchor="_Toc232377605" w:history="1">
             <w:r>
               <w:rPr>
                 <w:rStyle w:val="ae"/>
@@ -5453,7 +5460,7 @@
                 <w:noProof/>
                 <w:webHidden/>
               </w:rPr>
-              <w:instrText xml:space="preserve"> PAGEREF _Toc231517703 \h </w:instrText>
+              <w:instrText xml:space="preserve"> PAGEREF _Toc232377605 \h </w:instrText>
             </w:r>
             <w:r>
               <w:rPr>
@@ -5497,7 +5504,7 @@
               <w:szCs w:val="22"/>
             </w:rPr>
           </w:pPr>
-          <w:hyperlink w:anchor="_Toc231517704" w:history="1">
+          <w:hyperlink w:anchor="_Toc232377606" w:history="1">
             <w:r>
               <w:rPr>
                 <w:rStyle w:val="ae"/>
@@ -5524,7 +5531,7 @@
                 <w:noProof/>
                 <w:webHidden/>
               </w:rPr>
-              <w:instrText xml:space="preserve"> PAGEREF _Toc231517704 \h </w:instrText>
+              <w:instrText xml:space="preserve"> PAGEREF _Toc232377606 \h </w:instrText>
             </w:r>
             <w:r>
               <w:rPr>
@@ -5568,7 +5575,7 @@
               <w:szCs w:val="22"/>
             </w:rPr>
           </w:pPr>
-          <w:hyperlink w:anchor="_Toc231517705" w:history="1">
+          <w:hyperlink w:anchor="_Toc232377607" w:history="1">
             <w:r>
               <w:rPr>
                 <w:rStyle w:val="ae"/>
@@ -5595,7 +5602,7 @@
                 <w:noProof/>
                 <w:webHidden/>
               </w:rPr>
-              <w:instrText xml:space="preserve"> PAGEREF _Toc231517705 \h </w:instrText>
+              <w:instrText xml:space="preserve"> PAGEREF _Toc232377607 \h </w:instrText>
             </w:r>
             <w:r>
               <w:rPr>
@@ -5639,7 +5646,7 @@
               <w:szCs w:val="22"/>
             </w:rPr>
           </w:pPr>
-          <w:hyperlink w:anchor="_Toc231517706" w:history="1">
+          <w:hyperlink w:anchor="_Toc232377608" w:history="1">
             <w:r>
               <w:rPr>
                 <w:rStyle w:val="ae"/>
@@ -5666,7 +5673,7 @@
                 <w:noProof/>
                 <w:webHidden/>
               </w:rPr>
-              <w:instrText xml:space="preserve"> PAGEREF _Toc231517706 \h </w:instrText>
+              <w:instrText xml:space="preserve"> PAGEREF _Toc232377608 \h </w:instrText>
             </w:r>
             <w:r>
               <w:rPr>
@@ -5710,7 +5717,7 @@
               <w:szCs w:val="22"/>
             </w:rPr>
           </w:pPr>
-          <w:hyperlink w:anchor="_Toc231517707" w:history="1">
+          <w:hyperlink w:anchor="_Toc232377609" w:history="1">
             <w:r>
               <w:rPr>
                 <w:rStyle w:val="ae"/>
@@ -5737,7 +5744,7 @@
                 <w:noProof/>
                 <w:webHidden/>
               </w:rPr>
-              <w:instrText xml:space="preserve"> PAGEREF _Toc231517707 \h </w:instrText>
+              <w:instrText xml:space="preserve"> PAGEREF _Toc232377609 \h </w:instrText>
             </w:r>
             <w:r>
               <w:rPr>
@@ -5781,7 +5788,7 @@
               <w:szCs w:val="22"/>
             </w:rPr>
           </w:pPr>
-          <w:hyperlink w:anchor="_Toc231517708" w:history="1">
+          <w:hyperlink w:anchor="_Toc232377610" w:history="1">
             <w:r>
               <w:rPr>
                 <w:rStyle w:val="ae"/>
@@ -5808,7 +5815,7 @@
                 <w:noProof/>
                 <w:webHidden/>
               </w:rPr>
-              <w:instrText xml:space="preserve"> PAGEREF _Toc231517708 \h </w:instrText>
+              <w:instrText xml:space="preserve"> PAGEREF _Toc232377610 \h </w:instrText>
             </w:r>
             <w:r>
               <w:rPr>
@@ -5852,7 +5859,7 @@
               <w:szCs w:val="22"/>
             </w:rPr>
           </w:pPr>
-          <w:hyperlink w:anchor="_Toc231517709" w:history="1">
+          <w:hyperlink w:anchor="_Toc232377611" w:history="1">
             <w:r>
               <w:rPr>
                 <w:rStyle w:val="ae"/>
@@ -5879,7 +5886,7 @@
                 <w:noProof/>
                 <w:webHidden/>
               </w:rPr>
-              <w:instrText xml:space="preserve"> PAGEREF _Toc231517709 \h </w:instrText>
+              <w:instrText xml:space="preserve"> PAGEREF _Toc232377611 \h </w:instrText>
             </w:r>
             <w:r>
               <w:rPr>
@@ -5923,7 +5930,7 @@
               <w:szCs w:val="22"/>
             </w:rPr>
           </w:pPr>
-          <w:hyperlink w:anchor="_Toc231517710" w:history="1">
+          <w:hyperlink w:anchor="_Toc232377612" w:history="1">
             <w:r>
               <w:rPr>
                 <w:rStyle w:val="ae"/>
@@ -5950,7 +5957,7 @@
                 <w:noProof/>
                 <w:webHidden/>
               </w:rPr>
-              <w:instrText xml:space="preserve"> PAGEREF _Toc231517710 \h </w:instrText>
+              <w:instrText xml:space="preserve"> PAGEREF _Toc232377612 \h </w:instrText>
             </w:r>
             <w:r>
               <w:rPr>
@@ -5994,7 +6001,7 @@
               <w:szCs w:val="22"/>
             </w:rPr>
           </w:pPr>
-          <w:hyperlink w:anchor="_Toc231517711" w:history="1">
+          <w:hyperlink w:anchor="_Toc232377613" w:history="1">
             <w:r>
               <w:rPr>
                 <w:rStyle w:val="ae"/>
@@ -6021,7 +6028,7 @@
                 <w:noProof/>
                 <w:webHidden/>
               </w:rPr>
-              <w:instrText xml:space="preserve"> PAGEREF _Toc231517711 \h </w:instrText>
+              <w:instrText xml:space="preserve"> PAGEREF _Toc232377613 \h </w:instrText>
             </w:r>
             <w:r>
               <w:rPr>
@@ -6065,7 +6072,7 @@
               <w:szCs w:val="22"/>
             </w:rPr>
           </w:pPr>
-          <w:hyperlink w:anchor="_Toc231517712" w:history="1">
+          <w:hyperlink w:anchor="_Toc232377614" w:history="1">
             <w:r>
               <w:rPr>
                 <w:rStyle w:val="ae"/>
@@ -6092,7 +6099,7 @@
                 <w:noProof/>
                 <w:webHidden/>
               </w:rPr>
-              <w:instrText xml:space="preserve"> PAGEREF _Toc231517712 \h </w:instrText>
+              <w:instrText xml:space="preserve"> PAGEREF _Toc232377614 \h </w:instrText>
             </w:r>
             <w:r>
               <w:rPr>
@@ -6136,7 +6143,7 @@
               <w:szCs w:val="22"/>
             </w:rPr>
           </w:pPr>
-          <w:hyperlink w:anchor="_Toc231517713" w:history="1">
+          <w:hyperlink w:anchor="_Toc232377615" w:history="1">
             <w:r>
               <w:rPr>
                 <w:rStyle w:val="ae"/>
@@ -6163,7 +6170,7 @@
                 <w:noProof/>
                 <w:webHidden/>
               </w:rPr>
-              <w:instrText xml:space="preserve"> PAGEREF _Toc231517713 \h </w:instrText>
+              <w:instrText xml:space="preserve"> PAGEREF _Toc232377615 \h </w:instrText>
             </w:r>
             <w:r>
               <w:rPr>
@@ -6207,7 +6214,7 @@
               <w:szCs w:val="22"/>
             </w:rPr>
           </w:pPr>
-          <w:hyperlink w:anchor="_Toc231517714" w:history="1">
+          <w:hyperlink w:anchor="_Toc232377616" w:history="1">
             <w:r>
               <w:rPr>
                 <w:rStyle w:val="ae"/>
@@ -6234,7 +6241,7 @@
                 <w:noProof/>
                 <w:webHidden/>
               </w:rPr>
-              <w:instrText xml:space="preserve"> PAGEREF _Toc231517714 \h </w:instrText>
+              <w:instrText xml:space="preserve"> PAGEREF _Toc232377616 \h </w:instrText>
             </w:r>
             <w:r>
               <w:rPr>
@@ -6278,7 +6285,7 @@
               <w:szCs w:val="22"/>
             </w:rPr>
           </w:pPr>
-          <w:hyperlink w:anchor="_Toc231517715" w:history="1">
+          <w:hyperlink w:anchor="_Toc232377617" w:history="1">
             <w:r>
               <w:rPr>
                 <w:rStyle w:val="ae"/>
@@ -6305,7 +6312,7 @@
                 <w:noProof/>
                 <w:webHidden/>
               </w:rPr>
-              <w:instrText xml:space="preserve"> PAGEREF _Toc231517715 \h </w:instrText>
+              <w:instrText xml:space="preserve"> PAGEREF _Toc232377617 \h </w:instrText>
             </w:r>
             <w:r>
               <w:rPr>
@@ -6349,7 +6356,7 @@
               <w:szCs w:val="22"/>
             </w:rPr>
           </w:pPr>
-          <w:hyperlink w:anchor="_Toc231517716" w:history="1">
+          <w:hyperlink w:anchor="_Toc232377618" w:history="1">
             <w:r>
               <w:rPr>
                 <w:rStyle w:val="ae"/>
@@ -6376,7 +6383,7 @@
                 <w:noProof/>
                 <w:webHidden/>
               </w:rPr>
-              <w:instrText xml:space="preserve"> PAGEREF _Toc231517716 \h </w:instrText>
+              <w:instrText xml:space="preserve"> PAGEREF _Toc232377618 \h </w:instrText>
             </w:r>
             <w:r>
               <w:rPr>
@@ -6420,7 +6427,7 @@
               <w:szCs w:val="22"/>
             </w:rPr>
           </w:pPr>
-          <w:hyperlink w:anchor="_Toc231517717" w:history="1">
+          <w:hyperlink w:anchor="_Toc232377619" w:history="1">
             <w:r>
               <w:rPr>
                 <w:rStyle w:val="ae"/>
@@ -6447,7 +6454,7 @@
                 <w:noProof/>
                 <w:webHidden/>
               </w:rPr>
-              <w:instrText xml:space="preserve"> PAGEREF _Toc231517717 \h </w:instrText>
+              <w:instrText xml:space="preserve"> PAGEREF _Toc232377619 \h </w:instrText>
             </w:r>
             <w:r>
               <w:rPr>
@@ -6491,7 +6498,7 @@
               <w:szCs w:val="22"/>
             </w:rPr>
           </w:pPr>
-          <w:hyperlink w:anchor="_Toc231517718" w:history="1">
+          <w:hyperlink w:anchor="_Toc232377620" w:history="1">
             <w:r>
               <w:rPr>
                 <w:rStyle w:val="ae"/>
@@ -6518,7 +6525,7 @@
                 <w:noProof/>
                 <w:webHidden/>
               </w:rPr>
-              <w:instrText xml:space="preserve"> PAGEREF _Toc231517718 \h </w:instrText>
+              <w:instrText xml:space="preserve"> PAGEREF _Toc232377620 \h </w:instrText>
             </w:r>
             <w:r>
               <w:rPr>
@@ -6562,7 +6569,7 @@
               <w:szCs w:val="22"/>
             </w:rPr>
           </w:pPr>
-          <w:hyperlink w:anchor="_Toc231517719" w:history="1">
+          <w:hyperlink w:anchor="_Toc232377621" w:history="1">
             <w:r>
               <w:rPr>
                 <w:rStyle w:val="ae"/>
@@ -6589,7 +6596,7 @@
                 <w:noProof/>
                 <w:webHidden/>
               </w:rPr>
-              <w:instrText xml:space="preserve"> PAGEREF _Toc231517719 \h </w:instrText>
+              <w:instrText xml:space="preserve"> PAGEREF _Toc232377621 \h </w:instrText>
             </w:r>
             <w:r>
               <w:rPr>
@@ -6633,7 +6640,7 @@
               <w:szCs w:val="22"/>
             </w:rPr>
           </w:pPr>
-          <w:hyperlink w:anchor="_Toc231517720" w:history="1">
+          <w:hyperlink w:anchor="_Toc232377622" w:history="1">
             <w:r>
               <w:rPr>
                 <w:rStyle w:val="ae"/>
@@ -6660,7 +6667,7 @@
                 <w:noProof/>
                 <w:webHidden/>
               </w:rPr>
-              <w:instrText xml:space="preserve"> PAGEREF _Toc231517720 \h </w:instrText>
+              <w:instrText xml:space="preserve"> PAGEREF _Toc232377622 \h </w:instrText>
             </w:r>
             <w:r>
               <w:rPr>
@@ -6704,7 +6711,7 @@
               <w:szCs w:val="22"/>
             </w:rPr>
           </w:pPr>
-          <w:hyperlink w:anchor="_Toc231517721" w:history="1">
+          <w:hyperlink w:anchor="_Toc232377623" w:history="1">
             <w:r>
               <w:rPr>
                 <w:rStyle w:val="ae"/>
@@ -6731,7 +6738,7 @@
                 <w:noProof/>
                 <w:webHidden/>
               </w:rPr>
-              <w:instrText xml:space="preserve"> PAGEREF _Toc231517721 \h </w:instrText>
+              <w:instrText xml:space="preserve"> PAGEREF _Toc232377623 \h </w:instrText>
             </w:r>
             <w:r>
               <w:rPr>
@@ -6775,7 +6782,7 @@
               <w:szCs w:val="22"/>
             </w:rPr>
           </w:pPr>
-          <w:hyperlink w:anchor="_Toc231517722" w:history="1">
+          <w:hyperlink w:anchor="_Toc232377624" w:history="1">
             <w:r>
               <w:rPr>
                 <w:rStyle w:val="ae"/>
@@ -6802,7 +6809,7 @@
                 <w:noProof/>
                 <w:webHidden/>
               </w:rPr>
-              <w:instrText xml:space="preserve"> PAGEREF _Toc231517722 \h </w:instrText>
+              <w:instrText xml:space="preserve"> PAGEREF _Toc232377624 \h </w:instrText>
             </w:r>
             <w:r>
               <w:rPr>
@@ -6846,7 +6853,7 @@
               <w:szCs w:val="22"/>
             </w:rPr>
           </w:pPr>
-          <w:hyperlink w:anchor="_Toc231517723" w:history="1">
+          <w:hyperlink w:anchor="_Toc232377625" w:history="1">
             <w:r>
               <w:rPr>
                 <w:rStyle w:val="ae"/>
@@ -6873,7 +6880,7 @@
                 <w:noProof/>
                 <w:webHidden/>
               </w:rPr>
-              <w:instrText xml:space="preserve"> PAGEREF _Toc231517723 \h </w:instrText>
+              <w:instrText xml:space="preserve"> PAGEREF _Toc232377625 \h </w:instrText>
             </w:r>
             <w:r>
               <w:rPr>
@@ -6933,7 +6940,7 @@
           <w:lang w:val="ru-RU"/>
         </w:rPr>
       </w:pPr>
-      <w:bookmarkStart w:id="1" w:name="_Toc231517691"/>
+      <w:bookmarkStart w:id="0" w:name="_Toc232377593"/>
       <w:r>
         <w:rPr>
           <w:lang w:val="ru-RU"/>
@@ -6941,7 +6948,7 @@
         <w:lastRenderedPageBreak/>
         <w:t>ВВЕДЕНИЕ</w:t>
       </w:r>
-      <w:bookmarkEnd w:id="1"/>
+      <w:bookmarkEnd w:id="0"/>
     </w:p>
     <w:p>
       <w:r>
@@ -7146,7 +7153,7 @@
           <w:lang w:val="ru-RU"/>
         </w:rPr>
       </w:pPr>
-      <w:bookmarkStart w:id="2" w:name="_Toc231517692"/>
+      <w:bookmarkStart w:id="1" w:name="_Toc232377594"/>
       <w:r>
         <w:rPr>
           <w:lang w:val="ru-RU"/>
@@ -7160,17 +7167,17 @@
         </w:rPr>
         <w:t>ОПИСАНИЕ ОБЪЕКТА УПРАВЛЕНИЯ</w:t>
       </w:r>
-      <w:bookmarkEnd w:id="2"/>
+      <w:bookmarkEnd w:id="1"/>
     </w:p>
     <w:p>
       <w:pPr>
         <w:pStyle w:val="2"/>
       </w:pPr>
-      <w:bookmarkStart w:id="3" w:name="_Toc231517693"/>
+      <w:bookmarkStart w:id="2" w:name="_Toc232377595"/>
       <w:r>
         <w:t>1.1 Объект управления</w:t>
       </w:r>
-      <w:bookmarkEnd w:id="3"/>
+      <w:bookmarkEnd w:id="2"/>
     </w:p>
     <w:p>
       <w:r>
@@ -7389,7 +7396,6 @@
       <w:r>
         <w:rPr>
           <w:noProof/>
-          <w:lang w:val="ru-RU"/>
         </w:rPr>
         <w:t>1</w:t>
       </w:r>
@@ -7629,7 +7635,7 @@
       <w:pPr>
         <w:pStyle w:val="2"/>
       </w:pPr>
-      <w:bookmarkStart w:id="4" w:name="_Toc231517694"/>
+      <w:bookmarkStart w:id="3" w:name="_Toc232377596"/>
       <w:r>
         <w:t xml:space="preserve">1.2 </w:t>
       </w:r>
@@ -7639,7 +7645,7 @@
       <w:r>
         <w:t xml:space="preserve"> патентных решений</w:t>
       </w:r>
-      <w:bookmarkEnd w:id="4"/>
+      <w:bookmarkEnd w:id="3"/>
     </w:p>
     <w:p>
       <w:r>
@@ -7662,7 +7668,7 @@
           <w:lang w:val="ru-RU"/>
         </w:rPr>
       </w:pPr>
-      <w:bookmarkStart w:id="5" w:name="_Toc231517695"/>
+      <w:bookmarkStart w:id="4" w:name="_Toc232377597"/>
       <w:r>
         <w:rPr>
           <w:lang w:val="ru-RU"/>
@@ -7693,7 +7699,7 @@
         </w:rPr>
         <w:t>Адаптивные интерфейсы с учетом психоэмоционального и контекстного состояния</w:t>
       </w:r>
-      <w:bookmarkEnd w:id="5"/>
+      <w:bookmarkEnd w:id="4"/>
     </w:p>
     <w:p>
       <w:r>
@@ -7787,7 +7793,7 @@
           <w:lang w:val="ru-RU"/>
         </w:rPr>
       </w:pPr>
-      <w:bookmarkStart w:id="6" w:name="_Toc231517696"/>
+      <w:bookmarkStart w:id="5" w:name="_Toc232377598"/>
       <w:r>
         <w:rPr>
           <w:lang w:val="ru-RU"/>
@@ -7812,7 +7818,7 @@
         </w:rPr>
         <w:t>зменение поведения робота при ухудшении состояния оператора</w:t>
       </w:r>
-      <w:bookmarkEnd w:id="6"/>
+      <w:bookmarkEnd w:id="5"/>
     </w:p>
     <w:p>
       <w:r>
@@ -7929,7 +7935,7 @@
           <w:lang w:val="ru-RU"/>
         </w:rPr>
       </w:pPr>
-      <w:bookmarkStart w:id="7" w:name="_Toc231517697"/>
+      <w:bookmarkStart w:id="6" w:name="_Toc232377599"/>
       <w:r>
         <w:rPr>
           <w:lang w:val="ru-RU"/>
@@ -7948,7 +7954,7 @@
         </w:rPr>
         <w:t>патентного обзора</w:t>
       </w:r>
-      <w:bookmarkEnd w:id="7"/>
+      <w:bookmarkEnd w:id="6"/>
     </w:p>
     <w:p>
       <w:r>
@@ -8090,7 +8096,7 @@
       <w:pPr>
         <w:pStyle w:val="2"/>
       </w:pPr>
-      <w:bookmarkStart w:id="8" w:name="_Toc231517698"/>
+      <w:bookmarkStart w:id="7" w:name="_Toc232377600"/>
       <w:r>
         <w:lastRenderedPageBreak/>
         <w:t xml:space="preserve">1.3 Вывод по главе </w:t>
@@ -8098,7 +8104,7 @@
       <w:r>
         <w:t>1</w:t>
       </w:r>
-      <w:bookmarkEnd w:id="8"/>
+      <w:bookmarkEnd w:id="7"/>
     </w:p>
     <w:p>
       <w:r>
@@ -8228,7 +8234,7 @@
           <w:lang w:val="ru-RU"/>
         </w:rPr>
       </w:pPr>
-      <w:bookmarkStart w:id="9" w:name="_Toc231517699"/>
+      <w:bookmarkStart w:id="8" w:name="_Toc232377601"/>
       <w:r>
         <w:rPr>
           <w:lang w:val="ru-RU"/>
@@ -8248,13 +8254,13 @@
         </w:rPr>
         <w:t xml:space="preserve"> РОБОТА-МАНИПУЛЯТОРА И ЧЕЛОВЕКА-ОПЕРАТОРА</w:t>
       </w:r>
-      <w:bookmarkEnd w:id="9"/>
+      <w:bookmarkEnd w:id="8"/>
     </w:p>
     <w:p>
       <w:pPr>
         <w:pStyle w:val="2"/>
       </w:pPr>
-      <w:bookmarkStart w:id="10" w:name="_Toc231517700"/>
+      <w:bookmarkStart w:id="9" w:name="_Toc232377602"/>
       <w:r>
         <w:t xml:space="preserve">2.1 </w:t>
       </w:r>
@@ -8276,7 +8282,7 @@
       <w:r>
         <w:t>а</w:t>
       </w:r>
-      <w:bookmarkEnd w:id="10"/>
+      <w:bookmarkEnd w:id="9"/>
     </w:p>
     <w:p>
       <w:r>
@@ -8332,7 +8338,7 @@
           <w:lang w:val="ru-RU"/>
         </w:rPr>
       </w:pPr>
-      <w:bookmarkStart w:id="11" w:name="_Toc231517701"/>
+      <w:bookmarkStart w:id="10" w:name="_Toc232377603"/>
       <w:r>
         <w:rPr>
           <w:lang w:val="ru-RU"/>
@@ -8370,7 +8376,7 @@
         </w:rPr>
         <w:t>енавита-Хартенберга</w:t>
       </w:r>
-      <w:bookmarkEnd w:id="11"/>
+      <w:bookmarkEnd w:id="10"/>
       <w:proofErr w:type="spellEnd"/>
       <w:r>
         <w:rPr>
@@ -10701,7 +10707,7 @@
           <w:lang w:val="ru-RU"/>
         </w:rPr>
       </w:pPr>
-      <w:bookmarkStart w:id="12" w:name="_Toc231517702"/>
+      <w:bookmarkStart w:id="11" w:name="_Toc232377604"/>
       <w:r>
         <w:rPr>
           <w:lang w:val="ru-RU"/>
@@ -10720,7 +10726,7 @@
         </w:rPr>
         <w:t xml:space="preserve"> Параметры Денавита-Хартенберга</w:t>
       </w:r>
-      <w:bookmarkEnd w:id="12"/>
+      <w:bookmarkEnd w:id="11"/>
     </w:p>
     <w:p>
       <w:r>
@@ -10900,7 +10906,6 @@
       <w:r>
         <w:rPr>
           <w:noProof/>
-          <w:lang w:val="ru-RU"/>
         </w:rPr>
         <w:t>2</w:t>
       </w:r>
@@ -11071,7 +11076,6 @@
       <w:r>
         <w:rPr>
           <w:noProof/>
-          <w:lang w:val="ru-RU"/>
         </w:rPr>
         <w:t>3</w:t>
       </w:r>
@@ -11993,7 +11997,7 @@
           <w:lang w:val="ru-RU"/>
         </w:rPr>
       </w:pPr>
-      <w:bookmarkStart w:id="13" w:name="_Toc231517703"/>
+      <w:bookmarkStart w:id="12" w:name="_Toc232377605"/>
       <w:r>
         <w:rPr>
           <w:lang w:val="ru-RU"/>
@@ -12012,7 +12016,7 @@
         </w:rPr>
         <w:t xml:space="preserve"> Прямая задача кинематики</w:t>
       </w:r>
-      <w:bookmarkEnd w:id="13"/>
+      <w:bookmarkEnd w:id="12"/>
     </w:p>
     <w:p>
       <w:r>
@@ -35944,7 +35948,7 @@
       <w:pPr>
         <w:pStyle w:val="2"/>
       </w:pPr>
-      <w:bookmarkStart w:id="14" w:name="_Toc231517704"/>
+      <w:bookmarkStart w:id="13" w:name="_Toc232377606"/>
       <w:r>
         <w:t>2.</w:t>
       </w:r>
@@ -35984,7 +35988,7 @@
       <w:r>
         <w:t>»</w:t>
       </w:r>
-      <w:bookmarkEnd w:id="14"/>
+      <w:bookmarkEnd w:id="13"/>
     </w:p>
     <w:p>
       <w:r>
@@ -36027,7 +36031,7 @@
           <w:lang w:val="ru-RU"/>
         </w:rPr>
       </w:pPr>
-      <w:bookmarkStart w:id="15" w:name="_Toc231517705"/>
+      <w:bookmarkStart w:id="14" w:name="_Toc232377607"/>
       <w:r>
         <w:rPr>
           <w:lang w:val="ru-RU"/>
@@ -36064,7 +36068,7 @@
         </w:rPr>
         <w:t xml:space="preserve"> человека-оператора</w:t>
       </w:r>
-      <w:bookmarkEnd w:id="15"/>
+      <w:bookmarkEnd w:id="14"/>
     </w:p>
     <w:p>
       <w:r>
@@ -36205,7 +36209,6 @@
       <w:r>
         <w:rPr>
           <w:noProof/>
-          <w:lang w:val="ru-RU"/>
         </w:rPr>
         <w:t>4</w:t>
       </w:r>
@@ -36616,7 +36619,7 @@
       <w:pPr>
         <w:pStyle w:val="2"/>
       </w:pPr>
-      <w:bookmarkStart w:id="16" w:name="_Toc231517706"/>
+      <w:bookmarkStart w:id="15" w:name="_Toc232377608"/>
       <w:r>
         <w:t>2.3 Объединенная передаточная функция</w:t>
       </w:r>
@@ -36626,7 +36629,7 @@
       <w:r>
         <w:t>адаптационной системы</w:t>
       </w:r>
-      <w:bookmarkEnd w:id="16"/>
+      <w:bookmarkEnd w:id="15"/>
     </w:p>
     <w:p>
       <w:pPr>
@@ -36635,7 +36638,7 @@
           <w:lang w:val="ru-RU"/>
         </w:rPr>
       </w:pPr>
-      <w:bookmarkStart w:id="17" w:name="_Toc231517707"/>
+      <w:bookmarkStart w:id="16" w:name="_Toc232377609"/>
       <w:r>
         <w:rPr>
           <w:lang w:val="ru-RU"/>
@@ -36679,7 +36682,7 @@
         </w:rPr>
         <w:t>»</w:t>
       </w:r>
-      <w:bookmarkEnd w:id="17"/>
+      <w:bookmarkEnd w:id="16"/>
     </w:p>
     <w:p>
       <w:r>
@@ -37090,7 +37093,6 @@
       <w:r>
         <w:rPr>
           <w:noProof/>
-          <w:lang w:val="ru-RU"/>
         </w:rPr>
         <w:t>5</w:t>
       </w:r>
@@ -37197,7 +37199,7 @@
           <v:shape id="_x0000_i1025" type="#_x0000_t75" style="width:70.75pt;height:16.3pt" o:ole="">
             <v:imagedata r:id="rId18" o:title=""/>
           </v:shape>
-          <o:OLEObject Type="Embed" ProgID="Equation.DSMT4" ShapeID="_x0000_i1025" DrawAspect="Content" ObjectID="_1842130775" r:id="rId19"/>
+          <o:OLEObject Type="Embed" ProgID="Equation.DSMT4" ShapeID="_x0000_i1025" DrawAspect="Content" ObjectID="_1842990417" r:id="rId19"/>
         </w:object>
       </w:r>
       <w:r>
@@ -37211,7 +37213,7 @@
           <v:shape id="_x0000_i1026" type="#_x0000_t75" style="width:10pt;height:16.3pt" o:ole="">
             <v:imagedata r:id="rId20" o:title=""/>
           </v:shape>
-          <o:OLEObject Type="Embed" ProgID="Equation.DSMT4" ShapeID="_x0000_i1026" DrawAspect="Content" ObjectID="_1842130776" r:id="rId21"/>
+          <o:OLEObject Type="Embed" ProgID="Equation.DSMT4" ShapeID="_x0000_i1026" DrawAspect="Content" ObjectID="_1842990418" r:id="rId21"/>
         </w:object>
       </w:r>
       <w:r>
@@ -37619,7 +37621,7 @@
           <w:lang w:val="ru-RU"/>
         </w:rPr>
       </w:pPr>
-      <w:bookmarkStart w:id="18" w:name="_Toc231517708"/>
+      <w:bookmarkStart w:id="17" w:name="_Toc232377610"/>
       <w:r>
         <w:rPr>
           <w:lang w:val="ru-RU"/>
@@ -37668,7 +37670,7 @@
         </w:rPr>
         <w:t>адаптационной системы</w:t>
       </w:r>
-      <w:bookmarkEnd w:id="18"/>
+      <w:bookmarkEnd w:id="17"/>
       <w:r>
         <w:rPr>
           <w:lang w:val="ru-RU"/>
@@ -37685,11 +37687,11 @@
       <w:pPr>
         <w:pStyle w:val="4"/>
       </w:pPr>
-      <w:bookmarkStart w:id="19" w:name="_Toc231517709"/>
+      <w:bookmarkStart w:id="18" w:name="_Toc232377611"/>
       <w:r>
         <w:t>2.3.2.1 Адаптация интерфейса</w:t>
       </w:r>
-      <w:bookmarkEnd w:id="19"/>
+      <w:bookmarkEnd w:id="18"/>
     </w:p>
     <w:p>
       <w:pPr>
@@ -37925,7 +37927,6 @@
       <w:r>
         <w:rPr>
           <w:noProof/>
-          <w:lang w:val="ru-RU"/>
         </w:rPr>
         <w:t>6</w:t>
       </w:r>
@@ -38080,7 +38081,7 @@
       <w:pPr>
         <w:pStyle w:val="4"/>
       </w:pPr>
-      <w:bookmarkStart w:id="20" w:name="_Toc231517710"/>
+      <w:bookmarkStart w:id="19" w:name="_Toc232377612"/>
       <w:r>
         <w:t>2.3.2.2 Адаптация</w:t>
       </w:r>
@@ -38090,7 +38091,7 @@
       <w:r>
         <w:t xml:space="preserve"> кобота</w:t>
       </w:r>
-      <w:bookmarkEnd w:id="20"/>
+      <w:bookmarkEnd w:id="19"/>
     </w:p>
     <w:p>
       <w:r>
@@ -38321,7 +38322,6 @@
       <w:r>
         <w:rPr>
           <w:noProof/>
-          <w:lang w:val="ru-RU"/>
         </w:rPr>
         <w:t>7</w:t>
       </w:r>
@@ -38429,14 +38429,14 @@
       <w:pPr>
         <w:pStyle w:val="2"/>
       </w:pPr>
-      <w:bookmarkStart w:id="21" w:name="_Toc231517711"/>
+      <w:bookmarkStart w:id="20" w:name="_Toc232377613"/>
       <w:r>
         <w:t>2.4</w:t>
       </w:r>
       <w:r>
         <w:t xml:space="preserve"> Вывод по главе 2</w:t>
       </w:r>
-      <w:bookmarkEnd w:id="21"/>
+      <w:bookmarkEnd w:id="20"/>
     </w:p>
     <w:p>
       <w:r>
@@ -38572,7 +38572,7 @@
           <w:lang w:val="ru-RU"/>
         </w:rPr>
       </w:pPr>
-      <w:bookmarkStart w:id="22" w:name="_Toc231517712"/>
+      <w:bookmarkStart w:id="21" w:name="_Toc232377614"/>
       <w:r>
         <w:rPr>
           <w:lang w:val="ru-RU"/>
@@ -38586,17 +38586,17 @@
         </w:rPr>
         <w:t>ПРОГРАММНОЕ РЕШЕНИЕ ДЛЯ УПРАВЛЕНИЯ СИСТЕМОЙ «ЧЕЛОВЕК-ОПЕРАТОР-РОБОТОТЕХНИЧЕСКИЙ КОМПЛЕКС»</w:t>
       </w:r>
-      <w:bookmarkEnd w:id="22"/>
+      <w:bookmarkEnd w:id="21"/>
     </w:p>
     <w:p>
       <w:pPr>
         <w:pStyle w:val="2"/>
       </w:pPr>
-      <w:bookmarkStart w:id="23" w:name="_Toc231517713"/>
+      <w:bookmarkStart w:id="22" w:name="_Toc232377615"/>
       <w:r>
         <w:t>3.1 Структура системы</w:t>
       </w:r>
-      <w:bookmarkEnd w:id="23"/>
+      <w:bookmarkEnd w:id="22"/>
     </w:p>
     <w:p>
       <w:r>
@@ -39269,11 +39269,11 @@
       <w:pPr>
         <w:pStyle w:val="2"/>
       </w:pPr>
-      <w:bookmarkStart w:id="24" w:name="_Toc231517714"/>
+      <w:bookmarkStart w:id="23" w:name="_Toc232377616"/>
       <w:r>
         <w:t>3.2 Интерфейс</w:t>
       </w:r>
-      <w:bookmarkEnd w:id="24"/>
+      <w:bookmarkEnd w:id="23"/>
     </w:p>
     <w:p>
       <w:r>
@@ -39740,11 +39740,11 @@
       <w:pPr>
         <w:pStyle w:val="2"/>
       </w:pPr>
-      <w:bookmarkStart w:id="25" w:name="_Toc231517715"/>
+      <w:bookmarkStart w:id="24" w:name="_Toc232377617"/>
       <w:r>
         <w:t>3.3 Симуляция работы кобота</w:t>
       </w:r>
-      <w:bookmarkEnd w:id="25"/>
+      <w:bookmarkEnd w:id="24"/>
     </w:p>
     <w:p>
       <w:r>
@@ -40072,11 +40072,11 @@
       <w:pPr>
         <w:pStyle w:val="2"/>
       </w:pPr>
-      <w:bookmarkStart w:id="26" w:name="_Toc231517716"/>
+      <w:bookmarkStart w:id="25" w:name="_Toc232377618"/>
       <w:r>
         <w:t>3.4 База данных</w:t>
       </w:r>
-      <w:bookmarkEnd w:id="26"/>
+      <w:bookmarkEnd w:id="25"/>
     </w:p>
     <w:p>
       <w:r>
@@ -40362,11 +40362,11 @@
       <w:pPr>
         <w:pStyle w:val="2"/>
       </w:pPr>
-      <w:bookmarkStart w:id="27" w:name="_Toc231517717"/>
+      <w:bookmarkStart w:id="26" w:name="_Toc232377619"/>
       <w:r>
         <w:t>3.5 Модель машинного обучения</w:t>
       </w:r>
-      <w:bookmarkEnd w:id="27"/>
+      <w:bookmarkEnd w:id="26"/>
     </w:p>
     <w:p>
       <w:r>
@@ -40870,14 +40870,14 @@
       <w:pPr>
         <w:pStyle w:val="2"/>
       </w:pPr>
-      <w:bookmarkStart w:id="28" w:name="_Toc231517718"/>
+      <w:bookmarkStart w:id="27" w:name="_Toc232377620"/>
       <w:r>
         <w:t xml:space="preserve">3.6 </w:t>
       </w:r>
       <w:r>
         <w:t>Управление временем симуляции</w:t>
       </w:r>
-      <w:bookmarkEnd w:id="28"/>
+      <w:bookmarkEnd w:id="27"/>
     </w:p>
     <w:p>
       <w:r>
@@ -41084,7 +41084,7 @@
       <w:pPr>
         <w:pStyle w:val="2"/>
       </w:pPr>
-      <w:bookmarkStart w:id="29" w:name="_Toc231517719"/>
+      <w:bookmarkStart w:id="28" w:name="_Toc232377621"/>
       <w:r>
         <w:lastRenderedPageBreak/>
         <w:t>3.7</w:t>
@@ -41095,7 +41095,7 @@
       <w:r>
         <w:t>Моделирование симуляции</w:t>
       </w:r>
-      <w:bookmarkEnd w:id="29"/>
+      <w:bookmarkEnd w:id="28"/>
     </w:p>
     <w:p>
       <w:r>
@@ -41277,7 +41277,6 @@
       <w:r>
         <w:rPr>
           <w:noProof/>
-          <w:lang w:val="ru-RU"/>
         </w:rPr>
         <w:t>17</w:t>
       </w:r>
@@ -41327,11 +41326,11 @@
       <w:pPr>
         <w:pStyle w:val="2"/>
       </w:pPr>
-      <w:bookmarkStart w:id="30" w:name="_Toc231517720"/>
+      <w:bookmarkStart w:id="29" w:name="_Toc232377622"/>
       <w:r>
         <w:t>3.8 Вывод по главе 3</w:t>
       </w:r>
-      <w:bookmarkEnd w:id="30"/>
+      <w:bookmarkEnd w:id="29"/>
     </w:p>
     <w:p>
       <w:r>
@@ -41349,7 +41348,7 @@
           <w:lang w:val="ru-RU"/>
         </w:rPr>
       </w:pPr>
-      <w:bookmarkStart w:id="31" w:name="_Toc231517721"/>
+      <w:bookmarkStart w:id="30" w:name="_Toc232377623"/>
       <w:r>
         <w:rPr>
           <w:lang w:val="ru-RU"/>
@@ -41363,7 +41362,7 @@
         </w:rPr>
         <w:t>НИЕ</w:t>
       </w:r>
-      <w:bookmarkEnd w:id="31"/>
+      <w:bookmarkEnd w:id="30"/>
     </w:p>
     <w:p>
       <w:r>
@@ -41564,7 +41563,7 @@
           <w:lang w:val="ru-RU"/>
         </w:rPr>
       </w:pPr>
-      <w:bookmarkStart w:id="32" w:name="_Toc231517722"/>
+      <w:bookmarkStart w:id="31" w:name="_Toc232377624"/>
       <w:r>
         <w:rPr>
           <w:lang w:val="ru-RU"/>
@@ -41578,7 +41577,7 @@
         </w:rPr>
         <w:t>ИСПОЛЬЗОВАННЫХ ИСТОЧНИКОВ</w:t>
       </w:r>
-      <w:bookmarkEnd w:id="32"/>
+      <w:bookmarkEnd w:id="31"/>
     </w:p>
     <w:p>
       <w:pPr>
@@ -42755,7 +42754,10 @@
           <w:ilvl w:val="0"/>
           <w:numId w:val="20"/>
         </w:numPr>
+        <w:ind w:left="0" w:firstLine="284"/>
       </w:pPr>
+      <w:bookmarkStart w:id="32" w:name="_GoBack"/>
+      <w:bookmarkEnd w:id="32"/>
       <w:r>
         <w:rPr>
           <w:lang w:val="en-GB"/>
@@ -42880,7 +42882,7 @@
           <w:lang w:val="ru-RU"/>
         </w:rPr>
       </w:pPr>
-      <w:bookmarkStart w:id="33" w:name="_Toc231517723"/>
+      <w:bookmarkStart w:id="33" w:name="_Toc232377625"/>
       <w:r>
         <w:rPr>
           <w:lang w:val="ru-RU"/>
@@ -42890,31 +42892,42 @@
       </w:r>
       <w:bookmarkEnd w:id="33"/>
     </w:p>
+    <w:p>
+      <w:r>
+        <w:t xml:space="preserve">Ссылка на </w:t>
+      </w:r>
+      <w:proofErr w:type="spellStart"/>
+      <w:r>
+        <w:rPr>
+          <w:lang w:val="en-GB"/>
+        </w:rPr>
+        <w:t>GitHub</w:t>
+      </w:r>
+      <w:proofErr w:type="spellEnd"/>
+      <w:r>
+        <w:t>-</w:t>
+      </w:r>
+      <w:proofErr w:type="spellStart"/>
+      <w:r>
+        <w:t>репозиторий</w:t>
+      </w:r>
+      <w:proofErr w:type="spellEnd"/>
+      <w:r>
+        <w:t xml:space="preserve">: </w:t>
+      </w:r>
+      <w:r>
+        <w:t xml:space="preserve"> </w:t>
+      </w:r>
+      <w:hyperlink r:id="rId36" w:history="1">
+        <w:r>
+          <w:rPr>
+            <w:rStyle w:val="ae"/>
+          </w:rPr>
+          <w:t>https://github.com/MikhaMos/Diplom.git</w:t>
+        </w:r>
+      </w:hyperlink>
+    </w:p>
     <w:p/>
-    <w:p>
-      <w:r>
-        <w:t xml:space="preserve">Ссылка на </w:t>
-      </w:r>
-      <w:proofErr w:type="spellStart"/>
-      <w:r>
-        <w:rPr>
-          <w:lang w:val="en-GB"/>
-        </w:rPr>
-        <w:t>GitHub</w:t>
-      </w:r>
-      <w:proofErr w:type="spellEnd"/>
-      <w:r>
-        <w:t>-</w:t>
-      </w:r>
-      <w:proofErr w:type="spellStart"/>
-      <w:r>
-        <w:t>репозиторий</w:t>
-      </w:r>
-      <w:proofErr w:type="spellEnd"/>
-      <w:r>
-        <w:t xml:space="preserve">: </w:t>
-      </w:r>
-    </w:p>
     <w:p>
       <w:pPr>
         <w:spacing w:after="200" w:line="276" w:lineRule="auto"/>
@@ -42923,7 +42936,7 @@
       </w:pPr>
     </w:p>
     <w:sectPr>
-      <w:footerReference w:type="default" r:id="rId36"/>
+      <w:footerReference w:type="default" r:id="rId37"/>
       <w:pgSz w:w="11906" w:h="16838"/>
       <w:pgMar w:top="1134" w:right="851" w:bottom="1134" w:left="1701" w:header="709" w:footer="709" w:gutter="0"/>
       <w:cols w:space="708"/>
@@ -42984,7 +42997,7 @@
           <w:rPr>
             <w:noProof/>
           </w:rPr>
-          <w:t>2</w:t>
+          <w:t>41</w:t>
         </w:r>
         <w:r>
           <w:fldChar w:fldCharType="end"/>
@@ -46954,7 +46967,7 @@
 </file>
 
 <file path=customXml/itemProps1.xml><?xml version="1.0" encoding="utf-8"?>
-<ds:datastoreItem xmlns:ds="http://schemas.openxmlformats.org/officeDocument/2006/customXml" ds:itemID="{46D337DE-AA93-498C-BF39-39FE2961948E}">
+<ds:datastoreItem xmlns:ds="http://schemas.openxmlformats.org/officeDocument/2006/customXml" ds:itemID="{685E9B37-D998-4737-8D5F-8335A6332A98}">
   <ds:schemaRefs>
     <ds:schemaRef ds:uri="http://schemas.openxmlformats.org/officeDocument/2006/bibliography"/>
   </ds:schemaRefs>
